--- a/files/publications-list.docx
+++ b/files/publications-list.docx
@@ -223,10 +223,20 @@
       <w:r>
         <w:rPr>
           <w:rFonts w:ascii="Times New Roman" w:eastAsia="Times New Roman" w:hAnsi="Times New Roman" w:cs="Times New Roman"/>
-          <w:sz w:val="24"/>
-          <w:szCs w:val="24"/>
-        </w:rPr>
-        <w:t xml:space="preserve">Ajayi, O. O., &amp; Ajayi, V. O. (2025). </w:t>
+          <w:b/>
+          <w:bCs/>
+          <w:sz w:val="24"/>
+          <w:szCs w:val="24"/>
+        </w:rPr>
+        <w:t>Ajayi, O. O.</w:t>
+      </w:r>
+      <w:r>
+        <w:rPr>
+          <w:rFonts w:ascii="Times New Roman" w:eastAsia="Times New Roman" w:hAnsi="Times New Roman" w:cs="Times New Roman"/>
+          <w:sz w:val="24"/>
+          <w:szCs w:val="24"/>
+        </w:rPr>
+        <w:t xml:space="preserve">, &amp; Ajayi, V. O. (2025). </w:t>
       </w:r>
       <w:r>
         <w:rPr>
@@ -305,7 +315,25 @@
           <w:sz w:val="24"/>
           <w:szCs w:val="24"/>
         </w:rPr>
-        <w:t xml:space="preserve">, T. A., Ezekwesili-Ofili, J. O., Ajayi, O. O., &amp; Oladejo, A. A. (2025). </w:t>
+        <w:t xml:space="preserve">, T. A., Ezekwesili-Ofili, J. O., </w:t>
+      </w:r>
+      <w:r>
+        <w:rPr>
+          <w:rFonts w:ascii="Times New Roman" w:eastAsia="Times New Roman" w:hAnsi="Times New Roman" w:cs="Times New Roman"/>
+          <w:b/>
+          <w:bCs/>
+          <w:sz w:val="24"/>
+          <w:szCs w:val="24"/>
+        </w:rPr>
+        <w:t>Ajayi, O. O.</w:t>
+      </w:r>
+      <w:r>
+        <w:rPr>
+          <w:rFonts w:ascii="Times New Roman" w:eastAsia="Times New Roman" w:hAnsi="Times New Roman" w:cs="Times New Roman"/>
+          <w:sz w:val="24"/>
+          <w:szCs w:val="24"/>
+        </w:rPr>
+        <w:t xml:space="preserve">, &amp; Oladejo, A. A. (2025). </w:t>
       </w:r>
       <w:r>
         <w:rPr>
@@ -953,10 +981,20 @@
       <w:r>
         <w:rPr>
           <w:rFonts w:ascii="Times New Roman" w:eastAsia="Times New Roman" w:hAnsi="Times New Roman" w:cs="Times New Roman"/>
-          <w:sz w:val="24"/>
-          <w:szCs w:val="24"/>
-        </w:rPr>
-        <w:t xml:space="preserve">Ajayi, O. O., &amp; Phillips, R. S. (2025). </w:t>
+          <w:b/>
+          <w:bCs/>
+          <w:sz w:val="24"/>
+          <w:szCs w:val="24"/>
+        </w:rPr>
+        <w:t>Ajayi, O. O.</w:t>
+      </w:r>
+      <w:r>
+        <w:rPr>
+          <w:rFonts w:ascii="Times New Roman" w:eastAsia="Times New Roman" w:hAnsi="Times New Roman" w:cs="Times New Roman"/>
+          <w:sz w:val="24"/>
+          <w:szCs w:val="24"/>
+        </w:rPr>
+        <w:t xml:space="preserve">, &amp; Phillips, R. S. (2025). </w:t>
       </w:r>
       <w:r>
         <w:rPr>
@@ -1244,7 +1282,17 @@
           <w:sz w:val="28"/>
           <w:szCs w:val="28"/>
         </w:rPr>
-        <w:t xml:space="preserve">Ajayi, O. O., </w:t>
+        <w:t>Ajayi, O. O.</w:t>
+      </w:r>
+      <w:r>
+        <w:rPr>
+          <w:rFonts w:ascii="Times New Roman" w:eastAsia="Times New Roman" w:hAnsi="Times New Roman" w:cs="Times New Roman"/>
+          <w:b/>
+          <w:bCs/>
+          <w:sz w:val="28"/>
+          <w:szCs w:val="28"/>
+        </w:rPr>
+        <w:t xml:space="preserve">, </w:t>
       </w:r>
       <w:r>
         <w:rPr>
@@ -1443,7 +1491,17 @@
           <w:sz w:val="28"/>
           <w:szCs w:val="28"/>
         </w:rPr>
-        <w:t xml:space="preserve">Ajayi, O. O., </w:t>
+        <w:t>Ajayi, O. O.</w:t>
+      </w:r>
+      <w:r>
+        <w:rPr>
+          <w:rFonts w:ascii="Times New Roman" w:eastAsia="Times New Roman" w:hAnsi="Times New Roman" w:cs="Times New Roman"/>
+          <w:b/>
+          <w:bCs/>
+          <w:sz w:val="28"/>
+          <w:szCs w:val="28"/>
+        </w:rPr>
+        <w:t xml:space="preserve">, </w:t>
       </w:r>
       <w:r>
         <w:rPr>
@@ -1642,7 +1700,17 @@
           <w:sz w:val="28"/>
           <w:szCs w:val="28"/>
         </w:rPr>
-        <w:t xml:space="preserve">Ajayi, O. O., </w:t>
+        <w:t>Ajayi, O. O.</w:t>
+      </w:r>
+      <w:r>
+        <w:rPr>
+          <w:rFonts w:ascii="Times New Roman" w:eastAsia="Times New Roman" w:hAnsi="Times New Roman" w:cs="Times New Roman"/>
+          <w:b/>
+          <w:bCs/>
+          <w:sz w:val="28"/>
+          <w:szCs w:val="28"/>
+        </w:rPr>
+        <w:t xml:space="preserve">, </w:t>
       </w:r>
       <w:r>
         <w:rPr>
@@ -1833,7 +1901,17 @@
           <w:sz w:val="28"/>
           <w:szCs w:val="28"/>
         </w:rPr>
-        <w:t xml:space="preserve">Ajayi, O. O., </w:t>
+        <w:t>Ajayi, O. O.</w:t>
+      </w:r>
+      <w:r>
+        <w:rPr>
+          <w:rFonts w:ascii="Times New Roman" w:eastAsia="Times New Roman" w:hAnsi="Times New Roman" w:cs="Times New Roman"/>
+          <w:b/>
+          <w:bCs/>
+          <w:sz w:val="28"/>
+          <w:szCs w:val="28"/>
+        </w:rPr>
+        <w:t xml:space="preserve">, </w:t>
       </w:r>
       <w:r>
         <w:rPr>
@@ -2036,7 +2114,17 @@
           <w:sz w:val="28"/>
           <w:szCs w:val="28"/>
         </w:rPr>
-        <w:t xml:space="preserve">Ajayi, O. O., </w:t>
+        <w:t>Ajayi, O. O.</w:t>
+      </w:r>
+      <w:r>
+        <w:rPr>
+          <w:rFonts w:ascii="Times New Roman" w:eastAsia="Times New Roman" w:hAnsi="Times New Roman" w:cs="Times New Roman"/>
+          <w:b/>
+          <w:bCs/>
+          <w:sz w:val="28"/>
+          <w:szCs w:val="28"/>
+        </w:rPr>
+        <w:t xml:space="preserve">, </w:t>
       </w:r>
       <w:r>
         <w:rPr>
@@ -2226,7 +2314,17 @@
           <w:sz w:val="28"/>
           <w:szCs w:val="28"/>
         </w:rPr>
-        <w:t xml:space="preserve">Ajayi, O. O., </w:t>
+        <w:t>Ajayi, O. O.</w:t>
+      </w:r>
+      <w:r>
+        <w:rPr>
+          <w:rFonts w:ascii="Times New Roman" w:eastAsia="Times New Roman" w:hAnsi="Times New Roman" w:cs="Times New Roman"/>
+          <w:b/>
+          <w:bCs/>
+          <w:sz w:val="28"/>
+          <w:szCs w:val="28"/>
+        </w:rPr>
+        <w:t xml:space="preserve">, </w:t>
       </w:r>
       <w:r>
         <w:rPr>
@@ -2583,6 +2681,14 @@
           <w:szCs w:val="24"/>
           <w:lang w:val="de-DE"/>
         </w:rPr>
+      </w:r>
+      <w:r>
+        <w:rPr>
+          <w:rFonts w:ascii="Times New Roman" w:eastAsia="Times New Roman" w:hAnsi="Times New Roman" w:cs="Times New Roman"/>
+          <w:sz w:val="24"/>
+          <w:szCs w:val="24"/>
+          <w:lang w:val="de-DE"/>
+        </w:rPr>
         <w:fldChar w:fldCharType="separate"/>
       </w:r>
       <w:r>
@@ -2627,25 +2733,47 @@
           <w:bCs/>
           <w:sz w:val="24"/>
           <w:szCs w:val="24"/>
-          <w:lang w:val="de-DE"/>
-        </w:rPr>
-        <w:t>Ajayi, O. O.</w:t>
-      </w:r>
-      <w:r>
-        <w:rPr>
-          <w:rFonts w:ascii="Times New Roman" w:eastAsia="Times New Roman" w:hAnsi="Times New Roman" w:cs="Times New Roman"/>
-          <w:sz w:val="24"/>
-          <w:szCs w:val="24"/>
-          <w:lang w:val="de-DE"/>
-        </w:rPr>
-        <w:t xml:space="preserve">(2026). </w:t>
-      </w:r>
-      <w:r>
-        <w:rPr>
-          <w:rFonts w:ascii="Times New Roman" w:eastAsia="Times New Roman" w:hAnsi="Times New Roman" w:cs="Times New Roman"/>
-          <w:sz w:val="24"/>
-          <w:szCs w:val="24"/>
-          <w:lang w:val="de-DE"/>
+          <w:lang w:val="en-US"/>
+        </w:rPr>
+        <w:t xml:space="preserve">Ajayi, O. </w:t>
+      </w:r>
+      <w:proofErr w:type="gramStart"/>
+      <w:r>
+        <w:rPr>
+          <w:rFonts w:ascii="Times New Roman" w:eastAsia="Times New Roman" w:hAnsi="Times New Roman" w:cs="Times New Roman"/>
+          <w:b/>
+          <w:bCs/>
+          <w:sz w:val="24"/>
+          <w:szCs w:val="24"/>
+          <w:lang w:val="en-US"/>
+        </w:rPr>
+        <w:t>O.</w:t>
+      </w:r>
+      <w:r>
+        <w:rPr>
+          <w:rFonts w:ascii="Times New Roman" w:eastAsia="Times New Roman" w:hAnsi="Times New Roman" w:cs="Times New Roman"/>
+          <w:sz w:val="24"/>
+          <w:szCs w:val="24"/>
+          <w:lang w:val="en-US"/>
+        </w:rPr>
+        <w:t>(</w:t>
+      </w:r>
+      <w:proofErr w:type="gramEnd"/>
+      <w:r>
+        <w:rPr>
+          <w:rFonts w:ascii="Times New Roman" w:eastAsia="Times New Roman" w:hAnsi="Times New Roman" w:cs="Times New Roman"/>
+          <w:sz w:val="24"/>
+          <w:szCs w:val="24"/>
+          <w:lang w:val="en-US"/>
+        </w:rPr>
+        <w:t xml:space="preserve">2026). </w:t>
+      </w:r>
+      <w:r>
+        <w:rPr>
+          <w:rFonts w:ascii="Times New Roman" w:eastAsia="Times New Roman" w:hAnsi="Times New Roman" w:cs="Times New Roman"/>
+          <w:sz w:val="24"/>
+          <w:szCs w:val="24"/>
+          <w:lang w:val="en-US"/>
         </w:rPr>
         <w:br/>
       </w:r>
@@ -2730,6 +2858,14 @@
           <w:lang w:val="de-DE"/>
         </w:rPr>
         <w:instrText>"</w:instrText>
+      </w:r>
+      <w:r>
+        <w:rPr>
+          <w:rFonts w:ascii="Times New Roman" w:eastAsia="Times New Roman" w:hAnsi="Times New Roman" w:cs="Times New Roman"/>
+          <w:sz w:val="24"/>
+          <w:szCs w:val="24"/>
+          <w:lang w:val="de-DE"/>
+        </w:rPr>
       </w:r>
       <w:r>
         <w:rPr>
@@ -2782,25 +2918,47 @@
           <w:bCs/>
           <w:sz w:val="24"/>
           <w:szCs w:val="24"/>
-          <w:lang w:val="de-DE"/>
-        </w:rPr>
-        <w:t>Ajayi, O. O.</w:t>
-      </w:r>
-      <w:r>
-        <w:rPr>
-          <w:rFonts w:ascii="Times New Roman" w:eastAsia="Times New Roman" w:hAnsi="Times New Roman" w:cs="Times New Roman"/>
-          <w:sz w:val="24"/>
-          <w:szCs w:val="24"/>
-          <w:lang w:val="de-DE"/>
-        </w:rPr>
-        <w:t xml:space="preserve">(2026). </w:t>
-      </w:r>
-      <w:r>
-        <w:rPr>
-          <w:rFonts w:ascii="Times New Roman" w:eastAsia="Times New Roman" w:hAnsi="Times New Roman" w:cs="Times New Roman"/>
-          <w:sz w:val="24"/>
-          <w:szCs w:val="24"/>
-          <w:lang w:val="de-DE"/>
+          <w:lang w:val="en-US"/>
+        </w:rPr>
+        <w:t xml:space="preserve">Ajayi, O. </w:t>
+      </w:r>
+      <w:proofErr w:type="gramStart"/>
+      <w:r>
+        <w:rPr>
+          <w:rFonts w:ascii="Times New Roman" w:eastAsia="Times New Roman" w:hAnsi="Times New Roman" w:cs="Times New Roman"/>
+          <w:b/>
+          <w:bCs/>
+          <w:sz w:val="24"/>
+          <w:szCs w:val="24"/>
+          <w:lang w:val="en-US"/>
+        </w:rPr>
+        <w:t>O.</w:t>
+      </w:r>
+      <w:r>
+        <w:rPr>
+          <w:rFonts w:ascii="Times New Roman" w:eastAsia="Times New Roman" w:hAnsi="Times New Roman" w:cs="Times New Roman"/>
+          <w:sz w:val="24"/>
+          <w:szCs w:val="24"/>
+          <w:lang w:val="en-US"/>
+        </w:rPr>
+        <w:t>(</w:t>
+      </w:r>
+      <w:proofErr w:type="gramEnd"/>
+      <w:r>
+        <w:rPr>
+          <w:rFonts w:ascii="Times New Roman" w:eastAsia="Times New Roman" w:hAnsi="Times New Roman" w:cs="Times New Roman"/>
+          <w:sz w:val="24"/>
+          <w:szCs w:val="24"/>
+          <w:lang w:val="en-US"/>
+        </w:rPr>
+        <w:t xml:space="preserve">2026). </w:t>
+      </w:r>
+      <w:r>
+        <w:rPr>
+          <w:rFonts w:ascii="Times New Roman" w:eastAsia="Times New Roman" w:hAnsi="Times New Roman" w:cs="Times New Roman"/>
+          <w:sz w:val="24"/>
+          <w:szCs w:val="24"/>
+          <w:lang w:val="en-US"/>
         </w:rPr>
         <w:br/>
       </w:r>
@@ -2896,6 +3054,14 @@
           <w:lang w:val="de-DE"/>
         </w:rPr>
         <w:instrText>"</w:instrText>
+      </w:r>
+      <w:r>
+        <w:rPr>
+          <w:rFonts w:ascii="Times New Roman" w:eastAsia="Times New Roman" w:hAnsi="Times New Roman" w:cs="Times New Roman"/>
+          <w:sz w:val="24"/>
+          <w:szCs w:val="24"/>
+          <w:lang w:val="de-DE"/>
+        </w:rPr>
       </w:r>
       <w:r>
         <w:rPr>
@@ -2948,25 +3114,47 @@
           <w:bCs/>
           <w:sz w:val="24"/>
           <w:szCs w:val="24"/>
-          <w:lang w:val="de-DE"/>
-        </w:rPr>
-        <w:t>Ajayi, O. O.</w:t>
-      </w:r>
-      <w:r>
-        <w:rPr>
-          <w:rFonts w:ascii="Times New Roman" w:eastAsia="Times New Roman" w:hAnsi="Times New Roman" w:cs="Times New Roman"/>
-          <w:sz w:val="24"/>
-          <w:szCs w:val="24"/>
-          <w:lang w:val="de-DE"/>
-        </w:rPr>
-        <w:t xml:space="preserve">(2026). </w:t>
-      </w:r>
-      <w:r>
-        <w:rPr>
-          <w:rFonts w:ascii="Times New Roman" w:eastAsia="Times New Roman" w:hAnsi="Times New Roman" w:cs="Times New Roman"/>
-          <w:sz w:val="24"/>
-          <w:szCs w:val="24"/>
-          <w:lang w:val="de-DE"/>
+          <w:lang w:val="en-US"/>
+        </w:rPr>
+        <w:t xml:space="preserve">Ajayi, O. </w:t>
+      </w:r>
+      <w:proofErr w:type="gramStart"/>
+      <w:r>
+        <w:rPr>
+          <w:rFonts w:ascii="Times New Roman" w:eastAsia="Times New Roman" w:hAnsi="Times New Roman" w:cs="Times New Roman"/>
+          <w:b/>
+          <w:bCs/>
+          <w:sz w:val="24"/>
+          <w:szCs w:val="24"/>
+          <w:lang w:val="en-US"/>
+        </w:rPr>
+        <w:t>O.</w:t>
+      </w:r>
+      <w:r>
+        <w:rPr>
+          <w:rFonts w:ascii="Times New Roman" w:eastAsia="Times New Roman" w:hAnsi="Times New Roman" w:cs="Times New Roman"/>
+          <w:sz w:val="24"/>
+          <w:szCs w:val="24"/>
+          <w:lang w:val="en-US"/>
+        </w:rPr>
+        <w:t>(</w:t>
+      </w:r>
+      <w:proofErr w:type="gramEnd"/>
+      <w:r>
+        <w:rPr>
+          <w:rFonts w:ascii="Times New Roman" w:eastAsia="Times New Roman" w:hAnsi="Times New Roman" w:cs="Times New Roman"/>
+          <w:sz w:val="24"/>
+          <w:szCs w:val="24"/>
+          <w:lang w:val="en-US"/>
+        </w:rPr>
+        <w:t xml:space="preserve">2026). </w:t>
+      </w:r>
+      <w:r>
+        <w:rPr>
+          <w:rFonts w:ascii="Times New Roman" w:eastAsia="Times New Roman" w:hAnsi="Times New Roman" w:cs="Times New Roman"/>
+          <w:sz w:val="24"/>
+          <w:szCs w:val="24"/>
+          <w:lang w:val="en-US"/>
         </w:rPr>
         <w:br/>
       </w:r>
@@ -3051,6 +3239,14 @@
           <w:lang w:val="de-DE"/>
         </w:rPr>
         <w:instrText>"</w:instrText>
+      </w:r>
+      <w:r>
+        <w:rPr>
+          <w:rFonts w:ascii="Times New Roman" w:eastAsia="Times New Roman" w:hAnsi="Times New Roman" w:cs="Times New Roman"/>
+          <w:sz w:val="24"/>
+          <w:szCs w:val="24"/>
+          <w:lang w:val="de-DE"/>
+        </w:rPr>
       </w:r>
       <w:r>
         <w:rPr>
@@ -3103,25 +3299,47 @@
           <w:bCs/>
           <w:sz w:val="24"/>
           <w:szCs w:val="24"/>
-          <w:lang w:val="de-DE"/>
-        </w:rPr>
-        <w:t>Ajayi, O. O.</w:t>
-      </w:r>
-      <w:r>
-        <w:rPr>
-          <w:rFonts w:ascii="Times New Roman" w:eastAsia="Times New Roman" w:hAnsi="Times New Roman" w:cs="Times New Roman"/>
-          <w:sz w:val="24"/>
-          <w:szCs w:val="24"/>
-          <w:lang w:val="de-DE"/>
-        </w:rPr>
-        <w:t xml:space="preserve">(2026). </w:t>
-      </w:r>
-      <w:r>
-        <w:rPr>
-          <w:rFonts w:ascii="Times New Roman" w:eastAsia="Times New Roman" w:hAnsi="Times New Roman" w:cs="Times New Roman"/>
-          <w:sz w:val="24"/>
-          <w:szCs w:val="24"/>
-          <w:lang w:val="de-DE"/>
+          <w:lang w:val="en-US"/>
+        </w:rPr>
+        <w:t xml:space="preserve">Ajayi, O. </w:t>
+      </w:r>
+      <w:proofErr w:type="gramStart"/>
+      <w:r>
+        <w:rPr>
+          <w:rFonts w:ascii="Times New Roman" w:eastAsia="Times New Roman" w:hAnsi="Times New Roman" w:cs="Times New Roman"/>
+          <w:b/>
+          <w:bCs/>
+          <w:sz w:val="24"/>
+          <w:szCs w:val="24"/>
+          <w:lang w:val="en-US"/>
+        </w:rPr>
+        <w:t>O.</w:t>
+      </w:r>
+      <w:r>
+        <w:rPr>
+          <w:rFonts w:ascii="Times New Roman" w:eastAsia="Times New Roman" w:hAnsi="Times New Roman" w:cs="Times New Roman"/>
+          <w:sz w:val="24"/>
+          <w:szCs w:val="24"/>
+          <w:lang w:val="en-US"/>
+        </w:rPr>
+        <w:t>(</w:t>
+      </w:r>
+      <w:proofErr w:type="gramEnd"/>
+      <w:r>
+        <w:rPr>
+          <w:rFonts w:ascii="Times New Roman" w:eastAsia="Times New Roman" w:hAnsi="Times New Roman" w:cs="Times New Roman"/>
+          <w:sz w:val="24"/>
+          <w:szCs w:val="24"/>
+          <w:lang w:val="en-US"/>
+        </w:rPr>
+        <w:t xml:space="preserve">2026). </w:t>
+      </w:r>
+      <w:r>
+        <w:rPr>
+          <w:rFonts w:ascii="Times New Roman" w:eastAsia="Times New Roman" w:hAnsi="Times New Roman" w:cs="Times New Roman"/>
+          <w:sz w:val="24"/>
+          <w:szCs w:val="24"/>
+          <w:lang w:val="en-US"/>
         </w:rPr>
         <w:br/>
       </w:r>
@@ -3206,6 +3424,14 @@
           <w:lang w:val="de-DE"/>
         </w:rPr>
         <w:instrText>"</w:instrText>
+      </w:r>
+      <w:r>
+        <w:rPr>
+          <w:rFonts w:ascii="Times New Roman" w:eastAsia="Times New Roman" w:hAnsi="Times New Roman" w:cs="Times New Roman"/>
+          <w:sz w:val="24"/>
+          <w:szCs w:val="24"/>
+          <w:lang w:val="de-DE"/>
+        </w:rPr>
       </w:r>
       <w:r>
         <w:rPr>
@@ -3258,25 +3484,47 @@
           <w:bCs/>
           <w:sz w:val="24"/>
           <w:szCs w:val="24"/>
-          <w:lang w:val="de-DE"/>
-        </w:rPr>
-        <w:t>Ajayi, O. O.</w:t>
-      </w:r>
-      <w:r>
-        <w:rPr>
-          <w:rFonts w:ascii="Times New Roman" w:eastAsia="Times New Roman" w:hAnsi="Times New Roman" w:cs="Times New Roman"/>
-          <w:sz w:val="24"/>
-          <w:szCs w:val="24"/>
-          <w:lang w:val="de-DE"/>
-        </w:rPr>
-        <w:t xml:space="preserve">(2026). </w:t>
-      </w:r>
-      <w:r>
-        <w:rPr>
-          <w:rFonts w:ascii="Times New Roman" w:eastAsia="Times New Roman" w:hAnsi="Times New Roman" w:cs="Times New Roman"/>
-          <w:sz w:val="24"/>
-          <w:szCs w:val="24"/>
-          <w:lang w:val="de-DE"/>
+          <w:lang w:val="en-US"/>
+        </w:rPr>
+        <w:t xml:space="preserve">Ajayi, O. </w:t>
+      </w:r>
+      <w:proofErr w:type="gramStart"/>
+      <w:r>
+        <w:rPr>
+          <w:rFonts w:ascii="Times New Roman" w:eastAsia="Times New Roman" w:hAnsi="Times New Roman" w:cs="Times New Roman"/>
+          <w:b/>
+          <w:bCs/>
+          <w:sz w:val="24"/>
+          <w:szCs w:val="24"/>
+          <w:lang w:val="en-US"/>
+        </w:rPr>
+        <w:t>O.</w:t>
+      </w:r>
+      <w:r>
+        <w:rPr>
+          <w:rFonts w:ascii="Times New Roman" w:eastAsia="Times New Roman" w:hAnsi="Times New Roman" w:cs="Times New Roman"/>
+          <w:sz w:val="24"/>
+          <w:szCs w:val="24"/>
+          <w:lang w:val="en-US"/>
+        </w:rPr>
+        <w:t>(</w:t>
+      </w:r>
+      <w:proofErr w:type="gramEnd"/>
+      <w:r>
+        <w:rPr>
+          <w:rFonts w:ascii="Times New Roman" w:eastAsia="Times New Roman" w:hAnsi="Times New Roman" w:cs="Times New Roman"/>
+          <w:sz w:val="24"/>
+          <w:szCs w:val="24"/>
+          <w:lang w:val="en-US"/>
+        </w:rPr>
+        <w:t xml:space="preserve">2026). </w:t>
+      </w:r>
+      <w:r>
+        <w:rPr>
+          <w:rFonts w:ascii="Times New Roman" w:eastAsia="Times New Roman" w:hAnsi="Times New Roman" w:cs="Times New Roman"/>
+          <w:sz w:val="24"/>
+          <w:szCs w:val="24"/>
+          <w:lang w:val="en-US"/>
         </w:rPr>
         <w:br/>
       </w:r>
@@ -3400,7 +3648,27 @@
           <w:sz w:val="36"/>
           <w:szCs w:val="36"/>
         </w:rPr>
-        <w:t>Manuscripts in Preparation</w:t>
+        <w:t>Manuscripts</w:t>
+      </w:r>
+      <w:r>
+        <w:rPr>
+          <w:rFonts w:ascii="Times New Roman" w:eastAsia="Times New Roman" w:hAnsi="Times New Roman" w:cs="Times New Roman"/>
+          <w:b/>
+          <w:bCs/>
+          <w:sz w:val="36"/>
+          <w:szCs w:val="36"/>
+        </w:rPr>
+        <w:t>/Book Chapters</w:t>
+      </w:r>
+      <w:r>
+        <w:rPr>
+          <w:rFonts w:ascii="Times New Roman" w:eastAsia="Times New Roman" w:hAnsi="Times New Roman" w:cs="Times New Roman"/>
+          <w:b/>
+          <w:bCs/>
+          <w:sz w:val="36"/>
+          <w:szCs w:val="36"/>
+        </w:rPr>
+        <w:t xml:space="preserve"> in Preparation</w:t>
       </w:r>
     </w:p>
     <w:p>
@@ -3420,58 +3688,104 @@
       <w:r>
         <w:rPr>
           <w:rFonts w:ascii="Times New Roman" w:eastAsia="Times New Roman" w:hAnsi="Times New Roman" w:cs="Times New Roman"/>
-          <w:sz w:val="24"/>
-          <w:szCs w:val="24"/>
-        </w:rPr>
-        <w:t xml:space="preserve">Ajayi, O. O., &amp; Phillips, R. S. </w:t>
-      </w:r>
-      <w:r>
-        <w:rPr>
-          <w:rFonts w:ascii="Times New Roman" w:eastAsia="Times New Roman" w:hAnsi="Times New Roman" w:cs="Times New Roman"/>
-          <w:sz w:val="24"/>
-          <w:szCs w:val="24"/>
-        </w:rPr>
-        <w:br/>
-      </w:r>
-      <w:r>
-        <w:rPr>
-          <w:rFonts w:ascii="Times New Roman" w:eastAsia="Times New Roman" w:hAnsi="Times New Roman" w:cs="Times New Roman"/>
-          <w:b/>
-          <w:bCs/>
-          <w:sz w:val="24"/>
-          <w:szCs w:val="24"/>
-        </w:rPr>
-        <w:t xml:space="preserve">Recombinant Production and High-Throughput Crystallization Screening of the PLP-Dependent Aminotransferase </w:t>
+          <w:b/>
+          <w:bCs/>
+          <w:sz w:val="24"/>
+          <w:szCs w:val="24"/>
+        </w:rPr>
+        <w:t>Ajayi, O. O.</w:t>
+      </w:r>
+      <w:r>
+        <w:rPr>
+          <w:rFonts w:ascii="Times New Roman" w:eastAsia="Times New Roman" w:hAnsi="Times New Roman" w:cs="Times New Roman"/>
+          <w:sz w:val="24"/>
+          <w:szCs w:val="24"/>
+        </w:rPr>
+        <w:t xml:space="preserve">, Ajayi, V. O., &amp; </w:t>
       </w:r>
       <w:proofErr w:type="spellStart"/>
       <w:r>
         <w:rPr>
           <w:rFonts w:ascii="Times New Roman" w:eastAsia="Times New Roman" w:hAnsi="Times New Roman" w:cs="Times New Roman"/>
-          <w:b/>
-          <w:bCs/>
-          <w:sz w:val="24"/>
-          <w:szCs w:val="24"/>
-        </w:rPr>
-        <w:t>AprL</w:t>
+          <w:sz w:val="24"/>
+          <w:szCs w:val="24"/>
+        </w:rPr>
+        <w:t>Aisedion</w:t>
       </w:r>
       <w:proofErr w:type="spellEnd"/>
       <w:r>
         <w:rPr>
           <w:rFonts w:ascii="Times New Roman" w:eastAsia="Times New Roman" w:hAnsi="Times New Roman" w:cs="Times New Roman"/>
-          <w:b/>
-          <w:bCs/>
-          <w:sz w:val="24"/>
-          <w:szCs w:val="24"/>
-        </w:rPr>
-        <w:t xml:space="preserve"> in Apramycin Biosynthesis</w:t>
-      </w:r>
-      <w:r>
-        <w:rPr>
-          <w:rFonts w:ascii="Times New Roman" w:eastAsia="Times New Roman" w:hAnsi="Times New Roman" w:cs="Times New Roman"/>
-          <w:sz w:val="24"/>
-          <w:szCs w:val="24"/>
-        </w:rPr>
-        <w:br/>
+          <w:sz w:val="24"/>
+          <w:szCs w:val="24"/>
+        </w:rPr>
+        <w:t xml:space="preserve">, M. </w:t>
+      </w:r>
+    </w:p>
+    <w:p>
+      <w:pPr>
+        <w:pStyle w:val="ListParagraph"/>
+        <w:shd w:val="clear" w:color="auto" w:fill="FFFFFF"/>
+        <w:rPr>
+          <w:rFonts w:ascii="Times New Roman" w:eastAsia="Times New Roman" w:hAnsi="Times New Roman" w:cs="Times New Roman"/>
+          <w:sz w:val="24"/>
+          <w:szCs w:val="24"/>
+        </w:rPr>
+      </w:pPr>
+      <w:r>
+        <w:rPr>
+          <w:rFonts w:ascii="Times New Roman" w:eastAsia="Times New Roman" w:hAnsi="Times New Roman" w:cs="Times New Roman"/>
+          <w:b/>
+          <w:bCs/>
+          <w:sz w:val="24"/>
+          <w:szCs w:val="24"/>
+        </w:rPr>
+        <w:t>Artificial intelligence and multi-omics in oncology: Integrative frameworks for linking micro(nano)plastic exposure to cancer risk.</w:t>
+      </w:r>
+      <w:r>
+        <w:rPr>
+          <w:rFonts w:ascii="Times New Roman" w:eastAsia="Times New Roman" w:hAnsi="Times New Roman" w:cs="Times New Roman"/>
+          <w:sz w:val="24"/>
+          <w:szCs w:val="24"/>
+        </w:rPr>
+        <w:t xml:space="preserve"> </w:t>
+      </w:r>
+    </w:p>
+    <w:p>
+      <w:pPr>
+        <w:pStyle w:val="ListParagraph"/>
+        <w:shd w:val="clear" w:color="auto" w:fill="FFFFFF"/>
+        <w:rPr>
+          <w:rFonts w:ascii="Times New Roman" w:eastAsia="Times New Roman" w:hAnsi="Times New Roman" w:cs="Times New Roman"/>
+          <w:sz w:val="24"/>
+          <w:szCs w:val="24"/>
+        </w:rPr>
+      </w:pPr>
+      <w:r>
+        <w:rPr>
+          <w:rFonts w:ascii="Times New Roman" w:eastAsia="Times New Roman" w:hAnsi="Times New Roman" w:cs="Times New Roman"/>
+          <w:sz w:val="24"/>
+          <w:szCs w:val="24"/>
+        </w:rPr>
+        <w:t xml:space="preserve">In D. Jindal &amp; M. M. </w:t>
+      </w:r>
+      <w:proofErr w:type="spellStart"/>
+      <w:r>
+        <w:rPr>
+          <w:rFonts w:ascii="Times New Roman" w:eastAsia="Times New Roman" w:hAnsi="Times New Roman" w:cs="Times New Roman"/>
+          <w:sz w:val="24"/>
+          <w:szCs w:val="24"/>
+        </w:rPr>
+        <w:t>Yallapu</w:t>
+      </w:r>
+      <w:proofErr w:type="spellEnd"/>
+      <w:r>
+        <w:rPr>
+          <w:rFonts w:ascii="Times New Roman" w:eastAsia="Times New Roman" w:hAnsi="Times New Roman" w:cs="Times New Roman"/>
+          <w:sz w:val="24"/>
+          <w:szCs w:val="24"/>
+        </w:rPr>
+        <w:t xml:space="preserve"> (Eds.), </w:t>
       </w:r>
       <w:r>
         <w:rPr>
@@ -3481,7 +3795,15 @@
           <w:sz w:val="24"/>
           <w:szCs w:val="24"/>
         </w:rPr>
-        <w:t>(In preparation.)</w:t>
+        <w:t>Micro (nano) Plastics and Cancer Toxicology: Toxicological Mechanisms, Carcinogenesis and Therapeutic Implications</w:t>
+      </w:r>
+      <w:r>
+        <w:rPr>
+          <w:rFonts w:ascii="Times New Roman" w:eastAsia="Times New Roman" w:hAnsi="Times New Roman" w:cs="Times New Roman"/>
+          <w:sz w:val="24"/>
+          <w:szCs w:val="24"/>
+        </w:rPr>
+        <w:t>. Elsevier. (Chapter 10, in preparation.)</w:t>
       </w:r>
     </w:p>
     <w:p>
@@ -3501,10 +3823,20 @@
       <w:r>
         <w:rPr>
           <w:rFonts w:ascii="Times New Roman" w:eastAsia="Times New Roman" w:hAnsi="Times New Roman" w:cs="Times New Roman"/>
-          <w:sz w:val="24"/>
-          <w:szCs w:val="24"/>
-        </w:rPr>
-        <w:t xml:space="preserve">Ajayi, O. O., et al. </w:t>
+          <w:b/>
+          <w:bCs/>
+          <w:sz w:val="24"/>
+          <w:szCs w:val="24"/>
+        </w:rPr>
+        <w:t>Ajayi, O. O.</w:t>
+      </w:r>
+      <w:r>
+        <w:rPr>
+          <w:rFonts w:ascii="Times New Roman" w:eastAsia="Times New Roman" w:hAnsi="Times New Roman" w:cs="Times New Roman"/>
+          <w:sz w:val="24"/>
+          <w:szCs w:val="24"/>
+        </w:rPr>
+        <w:t xml:space="preserve">, &amp; Phillips, R. S. </w:t>
       </w:r>
       <w:r>
         <w:rPr>
@@ -3522,7 +3854,7 @@
           <w:sz w:val="24"/>
           <w:szCs w:val="24"/>
         </w:rPr>
-        <w:t xml:space="preserve">Pharmacophore-Guided Virtual Screening Identifies Candidate Inhibitors of </w:t>
+        <w:t xml:space="preserve">Recombinant Production and High-Throughput Crystallization Screening of the PLP-Dependent Aminotransferase </w:t>
       </w:r>
       <w:proofErr w:type="spellStart"/>
       <w:r>
@@ -3544,17 +3876,7 @@
           <w:sz w:val="24"/>
           <w:szCs w:val="24"/>
         </w:rPr>
-        <w:t>, a PLP-Dependent Aminotransferase in Apramycin Biosynthesis</w:t>
-      </w:r>
-      <w:r>
-        <w:rPr>
-          <w:rFonts w:ascii="Times New Roman" w:eastAsia="Times New Roman" w:hAnsi="Times New Roman" w:cs="Times New Roman"/>
-          <w:b/>
-          <w:bCs/>
-          <w:sz w:val="24"/>
-          <w:szCs w:val="24"/>
-        </w:rPr>
-        <w:t>.</w:t>
+        <w:t xml:space="preserve"> in Apramycin Biosynthesis</w:t>
       </w:r>
       <w:r>
         <w:rPr>
@@ -3592,54 +3914,70 @@
       <w:r>
         <w:rPr>
           <w:rFonts w:ascii="Times New Roman" w:eastAsia="Times New Roman" w:hAnsi="Times New Roman" w:cs="Times New Roman"/>
-          <w:sz w:val="24"/>
-          <w:szCs w:val="24"/>
-        </w:rPr>
-        <w:t xml:space="preserve">Ajayi, O. O., &amp; </w:t>
+          <w:b/>
+          <w:bCs/>
+          <w:sz w:val="24"/>
+          <w:szCs w:val="24"/>
+        </w:rPr>
+        <w:t>Ajayi, O. O.</w:t>
+      </w:r>
+      <w:r>
+        <w:rPr>
+          <w:rFonts w:ascii="Times New Roman" w:eastAsia="Times New Roman" w:hAnsi="Times New Roman" w:cs="Times New Roman"/>
+          <w:sz w:val="24"/>
+          <w:szCs w:val="24"/>
+        </w:rPr>
+        <w:t xml:space="preserve">, et al. </w:t>
+      </w:r>
+      <w:r>
+        <w:rPr>
+          <w:rFonts w:ascii="Times New Roman" w:eastAsia="Times New Roman" w:hAnsi="Times New Roman" w:cs="Times New Roman"/>
+          <w:sz w:val="24"/>
+          <w:szCs w:val="24"/>
+        </w:rPr>
+        <w:br/>
+      </w:r>
+      <w:r>
+        <w:rPr>
+          <w:rFonts w:ascii="Times New Roman" w:eastAsia="Times New Roman" w:hAnsi="Times New Roman" w:cs="Times New Roman"/>
+          <w:b/>
+          <w:bCs/>
+          <w:sz w:val="24"/>
+          <w:szCs w:val="24"/>
+        </w:rPr>
+        <w:t xml:space="preserve">Pharmacophore-Guided Virtual Screening Identifies Candidate Inhibitors of </w:t>
       </w:r>
       <w:proofErr w:type="spellStart"/>
       <w:r>
         <w:rPr>
           <w:rFonts w:ascii="Times New Roman" w:eastAsia="Times New Roman" w:hAnsi="Times New Roman" w:cs="Times New Roman"/>
-          <w:sz w:val="24"/>
-          <w:szCs w:val="24"/>
-        </w:rPr>
-        <w:t>Aduloju</w:t>
+          <w:b/>
+          <w:bCs/>
+          <w:sz w:val="24"/>
+          <w:szCs w:val="24"/>
+        </w:rPr>
+        <w:t>AprL</w:t>
       </w:r>
       <w:proofErr w:type="spellEnd"/>
       <w:r>
         <w:rPr>
           <w:rFonts w:ascii="Times New Roman" w:eastAsia="Times New Roman" w:hAnsi="Times New Roman" w:cs="Times New Roman"/>
-          <w:sz w:val="24"/>
-          <w:szCs w:val="24"/>
-        </w:rPr>
-        <w:t xml:space="preserve">, T. A. </w:t>
-      </w:r>
-      <w:r>
-        <w:rPr>
-          <w:rFonts w:ascii="Times New Roman" w:eastAsia="Times New Roman" w:hAnsi="Times New Roman" w:cs="Times New Roman"/>
-          <w:sz w:val="24"/>
-          <w:szCs w:val="24"/>
-        </w:rPr>
-        <w:br/>
-      </w:r>
-      <w:r>
-        <w:rPr>
-          <w:rFonts w:ascii="Times New Roman" w:eastAsia="Times New Roman" w:hAnsi="Times New Roman" w:cs="Times New Roman"/>
-          <w:b/>
-          <w:bCs/>
-          <w:sz w:val="24"/>
-          <w:szCs w:val="24"/>
-        </w:rPr>
-        <w:t>Guidelines and Protocols for Reproducible Storage of Released N-Linked Glycans for Mass Spectrometry Analysis.</w:t>
-      </w:r>
-      <w:r>
-        <w:rPr>
-          <w:rFonts w:ascii="Times New Roman" w:eastAsia="Times New Roman" w:hAnsi="Times New Roman" w:cs="Times New Roman"/>
-          <w:sz w:val="24"/>
-          <w:szCs w:val="24"/>
-        </w:rPr>
-        <w:t xml:space="preserve"> </w:t>
+          <w:b/>
+          <w:bCs/>
+          <w:sz w:val="24"/>
+          <w:szCs w:val="24"/>
+        </w:rPr>
+        <w:t>, a PLP-Dependent Aminotransferase in Apramycin Biosynthesis</w:t>
+      </w:r>
+      <w:r>
+        <w:rPr>
+          <w:rFonts w:ascii="Times New Roman" w:eastAsia="Times New Roman" w:hAnsi="Times New Roman" w:cs="Times New Roman"/>
+          <w:b/>
+          <w:bCs/>
+          <w:sz w:val="24"/>
+          <w:szCs w:val="24"/>
+        </w:rPr>
+        <w:t>.</w:t>
       </w:r>
       <w:r>
         <w:rPr>
@@ -3677,10 +4015,115 @@
       <w:r>
         <w:rPr>
           <w:rFonts w:ascii="Times New Roman" w:eastAsia="Times New Roman" w:hAnsi="Times New Roman" w:cs="Times New Roman"/>
-          <w:sz w:val="24"/>
-          <w:szCs w:val="24"/>
-        </w:rPr>
-        <w:t xml:space="preserve">Ajayi, O. O., &amp; Ajayi, V. O. </w:t>
+          <w:b/>
+          <w:bCs/>
+          <w:sz w:val="24"/>
+          <w:szCs w:val="24"/>
+        </w:rPr>
+        <w:t>Ajayi, O. O.</w:t>
+      </w:r>
+      <w:r>
+        <w:rPr>
+          <w:rFonts w:ascii="Times New Roman" w:eastAsia="Times New Roman" w:hAnsi="Times New Roman" w:cs="Times New Roman"/>
+          <w:sz w:val="24"/>
+          <w:szCs w:val="24"/>
+        </w:rPr>
+        <w:t xml:space="preserve">, &amp; </w:t>
+      </w:r>
+      <w:proofErr w:type="spellStart"/>
+      <w:r>
+        <w:rPr>
+          <w:rFonts w:ascii="Times New Roman" w:eastAsia="Times New Roman" w:hAnsi="Times New Roman" w:cs="Times New Roman"/>
+          <w:sz w:val="24"/>
+          <w:szCs w:val="24"/>
+        </w:rPr>
+        <w:t>Aduloju</w:t>
+      </w:r>
+      <w:proofErr w:type="spellEnd"/>
+      <w:r>
+        <w:rPr>
+          <w:rFonts w:ascii="Times New Roman" w:eastAsia="Times New Roman" w:hAnsi="Times New Roman" w:cs="Times New Roman"/>
+          <w:sz w:val="24"/>
+          <w:szCs w:val="24"/>
+        </w:rPr>
+        <w:t xml:space="preserve">, T. A. </w:t>
+      </w:r>
+      <w:r>
+        <w:rPr>
+          <w:rFonts w:ascii="Times New Roman" w:eastAsia="Times New Roman" w:hAnsi="Times New Roman" w:cs="Times New Roman"/>
+          <w:sz w:val="24"/>
+          <w:szCs w:val="24"/>
+        </w:rPr>
+        <w:br/>
+      </w:r>
+      <w:r>
+        <w:rPr>
+          <w:rFonts w:ascii="Times New Roman" w:eastAsia="Times New Roman" w:hAnsi="Times New Roman" w:cs="Times New Roman"/>
+          <w:b/>
+          <w:bCs/>
+          <w:sz w:val="24"/>
+          <w:szCs w:val="24"/>
+        </w:rPr>
+        <w:t>Guidelines and Protocols for Reproducible Storage of Released N-Linked Glycans for Mass Spectrometry Analysis.</w:t>
+      </w:r>
+      <w:r>
+        <w:rPr>
+          <w:rFonts w:ascii="Times New Roman" w:eastAsia="Times New Roman" w:hAnsi="Times New Roman" w:cs="Times New Roman"/>
+          <w:sz w:val="24"/>
+          <w:szCs w:val="24"/>
+        </w:rPr>
+        <w:t xml:space="preserve"> </w:t>
+      </w:r>
+      <w:r>
+        <w:rPr>
+          <w:rFonts w:ascii="Times New Roman" w:eastAsia="Times New Roman" w:hAnsi="Times New Roman" w:cs="Times New Roman"/>
+          <w:sz w:val="24"/>
+          <w:szCs w:val="24"/>
+        </w:rPr>
+        <w:br/>
+      </w:r>
+      <w:r>
+        <w:rPr>
+          <w:rFonts w:ascii="Times New Roman" w:eastAsia="Times New Roman" w:hAnsi="Times New Roman" w:cs="Times New Roman"/>
+          <w:i/>
+          <w:iCs/>
+          <w:sz w:val="24"/>
+          <w:szCs w:val="24"/>
+        </w:rPr>
+        <w:t>(In preparation.)</w:t>
+      </w:r>
+    </w:p>
+    <w:p>
+      <w:pPr>
+        <w:pStyle w:val="ListParagraph"/>
+        <w:numPr>
+          <w:ilvl w:val="0"/>
+          <w:numId w:val="3"/>
+        </w:numPr>
+        <w:shd w:val="clear" w:color="auto" w:fill="FFFFFF"/>
+        <w:rPr>
+          <w:rFonts w:ascii="Times New Roman" w:eastAsia="Times New Roman" w:hAnsi="Times New Roman" w:cs="Times New Roman"/>
+          <w:sz w:val="24"/>
+          <w:szCs w:val="24"/>
+        </w:rPr>
+      </w:pPr>
+      <w:r>
+        <w:rPr>
+          <w:rFonts w:ascii="Times New Roman" w:eastAsia="Times New Roman" w:hAnsi="Times New Roman" w:cs="Times New Roman"/>
+          <w:b/>
+          <w:bCs/>
+          <w:sz w:val="24"/>
+          <w:szCs w:val="24"/>
+        </w:rPr>
+        <w:t>Ajayi, O. O.</w:t>
+      </w:r>
+      <w:r>
+        <w:rPr>
+          <w:rFonts w:ascii="Times New Roman" w:eastAsia="Times New Roman" w:hAnsi="Times New Roman" w:cs="Times New Roman"/>
+          <w:sz w:val="24"/>
+          <w:szCs w:val="24"/>
+        </w:rPr>
+        <w:t xml:space="preserve">, &amp; Ajayi, V. O. </w:t>
       </w:r>
       <w:r>
         <w:rPr>
@@ -4699,7 +5142,6 @@
   <w:style w:type="character" w:default="1" w:styleId="DefaultParagraphFont">
     <w:name w:val="Default Paragraph Font"/>
     <w:uiPriority w:val="1"/>
-    <w:semiHidden/>
     <w:unhideWhenUsed/>
   </w:style>
   <w:style w:type="table" w:default="1" w:styleId="TableNormal">

--- a/files/publications-list.docx
+++ b/files/publications-list.docx
@@ -3633,6 +3633,93 @@
     <w:p>
       <w:pPr>
         <w:shd w:val="clear" w:color="auto" w:fill="FFFFFF"/>
+        <w:rPr>
+          <w:rFonts w:ascii="Times New Roman" w:eastAsia="Times New Roman" w:hAnsi="Times New Roman" w:cs="Times New Roman"/>
+          <w:sz w:val="24"/>
+          <w:szCs w:val="24"/>
+          <w:lang w:val="en-US"/>
+        </w:rPr>
+      </w:pPr>
+      <w:r>
+        <w:rPr>
+          <w:rFonts w:ascii="Times New Roman" w:eastAsia="Times New Roman" w:hAnsi="Times New Roman" w:cs="Times New Roman"/>
+          <w:b/>
+          <w:bCs/>
+          <w:sz w:val="36"/>
+          <w:szCs w:val="36"/>
+        </w:rPr>
+        <w:t>Manuscripts</w:t>
+      </w:r>
+      <w:r>
+        <w:rPr>
+          <w:rFonts w:ascii="Times New Roman" w:eastAsia="Times New Roman" w:hAnsi="Times New Roman" w:cs="Times New Roman"/>
+          <w:b/>
+          <w:bCs/>
+          <w:sz w:val="36"/>
+          <w:szCs w:val="36"/>
+        </w:rPr>
+        <w:t xml:space="preserve"> under review</w:t>
+      </w:r>
+    </w:p>
+    <w:p>
+      <w:pPr>
+        <w:pStyle w:val="ListParagraph"/>
+        <w:numPr>
+          <w:ilvl w:val="0"/>
+          <w:numId w:val="2"/>
+        </w:numPr>
+        <w:shd w:val="clear" w:color="auto" w:fill="FFFFFF"/>
+        <w:rPr>
+          <w:rFonts w:ascii="Times New Roman" w:eastAsia="Times New Roman" w:hAnsi="Times New Roman" w:cs="Times New Roman"/>
+          <w:sz w:val="24"/>
+          <w:szCs w:val="24"/>
+          <w:lang w:val="en-US"/>
+        </w:rPr>
+      </w:pPr>
+      <w:r>
+        <w:rPr>
+          <w:rFonts w:ascii="Times New Roman" w:eastAsia="Times New Roman" w:hAnsi="Times New Roman" w:cs="Times New Roman"/>
+          <w:b/>
+          <w:bCs/>
+          <w:sz w:val="24"/>
+          <w:szCs w:val="24"/>
+          <w:lang w:val="en-US"/>
+        </w:rPr>
+        <w:t>Ajayi, O. O.</w:t>
+      </w:r>
+      <w:r>
+        <w:rPr>
+          <w:rFonts w:ascii="Times New Roman" w:eastAsia="Times New Roman" w:hAnsi="Times New Roman" w:cs="Times New Roman"/>
+          <w:sz w:val="24"/>
+          <w:szCs w:val="24"/>
+          <w:lang w:val="en-US"/>
+        </w:rPr>
+        <w:t xml:space="preserve">, &amp; </w:t>
+      </w:r>
+      <w:proofErr w:type="spellStart"/>
+      <w:r>
+        <w:rPr>
+          <w:rFonts w:ascii="Times New Roman" w:eastAsia="Times New Roman" w:hAnsi="Times New Roman" w:cs="Times New Roman"/>
+          <w:sz w:val="24"/>
+          <w:szCs w:val="24"/>
+          <w:lang w:val="en-US"/>
+        </w:rPr>
+        <w:t>Aduloju</w:t>
+      </w:r>
+      <w:proofErr w:type="spellEnd"/>
+      <w:r>
+        <w:rPr>
+          <w:rFonts w:ascii="Times New Roman" w:eastAsia="Times New Roman" w:hAnsi="Times New Roman" w:cs="Times New Roman"/>
+          <w:sz w:val="24"/>
+          <w:szCs w:val="24"/>
+          <w:lang w:val="en-US"/>
+        </w:rPr>
+        <w:t>, T. A. Guidelines and protocols for reproducible storage of released N-linked glycans for mass spectrometry analysis. Current Protocols.</w:t>
+      </w:r>
+    </w:p>
+    <w:p>
+      <w:pPr>
+        <w:shd w:val="clear" w:color="auto" w:fill="FFFFFF"/>
         <w:spacing w:before="300" w:after="300"/>
         <w:rPr>
           <w:rFonts w:ascii="Times New Roman" w:eastAsia="Times New Roman" w:hAnsi="Times New Roman" w:cs="Times New Roman"/>
@@ -4115,6 +4202,7 @@
           <w:sz w:val="24"/>
           <w:szCs w:val="24"/>
         </w:rPr>
+        <w:lastRenderedPageBreak/>
         <w:t>Ajayi, O. O.</w:t>
       </w:r>
       <w:r>
@@ -5142,6 +5230,7 @@
   <w:style w:type="character" w:default="1" w:styleId="DefaultParagraphFont">
     <w:name w:val="Default Paragraph Font"/>
     <w:uiPriority w:val="1"/>
+    <w:semiHidden/>
     <w:unhideWhenUsed/>
   </w:style>
   <w:style w:type="table" w:default="1" w:styleId="TableNormal">
